--- a/UML diagram.docx
+++ b/UML diagram.docx
@@ -15,33 +15,33 @@
         <mc:AlternateContent>
           <mc:Choice Requires="wpg">
             <w:drawing>
-              <wp:anchor distT="0" distB="0" distL="114300" distR="114300" simplePos="0" relativeHeight="251720704" behindDoc="0" locked="0" layoutInCell="1" allowOverlap="1" wp14:anchorId="6394E4F2" wp14:editId="08218B75">
+              <wp:anchor distT="0" distB="0" distL="114300" distR="114300" simplePos="0" relativeHeight="251724800" behindDoc="0" locked="0" layoutInCell="1" allowOverlap="1" wp14:anchorId="202357BE" wp14:editId="55A44F85">
                 <wp:simplePos x="0" y="0"/>
                 <wp:positionH relativeFrom="column">
-                  <wp:posOffset>2438400</wp:posOffset>
+                  <wp:posOffset>-243268</wp:posOffset>
                 </wp:positionH>
                 <wp:positionV relativeFrom="paragraph">
-                  <wp:posOffset>5216133</wp:posOffset>
+                  <wp:posOffset>2909534</wp:posOffset>
                 </wp:positionV>
-                <wp:extent cx="678046" cy="243045"/>
-                <wp:effectExtent l="19050" t="0" r="27305" b="5080"/>
+                <wp:extent cx="2085737" cy="622305"/>
+                <wp:effectExtent l="0" t="30480" r="0" b="36830"/>
                 <wp:wrapNone/>
-                <wp:docPr id="248" name="Группа 248"/>
+                <wp:docPr id="1" name="Группа 1"/>
                 <wp:cNvGraphicFramePr/>
                 <a:graphic xmlns:a="http://schemas.openxmlformats.org/drawingml/2006/main">
                   <a:graphicData uri="http://schemas.microsoft.com/office/word/2010/wordprocessingGroup">
                     <wpg:wgp>
                       <wpg:cNvGrpSpPr/>
                       <wpg:grpSpPr>
-                        <a:xfrm rot="21438857">
+                        <a:xfrm rot="15912771">
                           <a:off x="0" y="0"/>
-                          <a:ext cx="678046" cy="243045"/>
+                          <a:ext cx="2085737" cy="622305"/>
                           <a:chOff x="0" y="0"/>
                           <a:chExt cx="2649796" cy="1017269"/>
                         </a:xfrm>
                       </wpg:grpSpPr>
                       <wps:wsp>
-                        <wps:cNvPr id="249" name="Прямая соединительная линия 249"/>
+                        <wps:cNvPr id="2" name="Прямая соединительная линия 2"/>
                         <wps:cNvCnPr/>
                         <wps:spPr>
                           <a:xfrm>
@@ -74,7 +74,7 @@
                         <wps:bodyPr/>
                       </wps:wsp>
                       <wps:wsp>
-                        <wps:cNvPr id="250" name="Блок-схема: решение 250"/>
+                        <wps:cNvPr id="3" name="Блок-схема: решение 3"/>
                         <wps:cNvSpPr/>
                         <wps:spPr>
                           <a:xfrm rot="1079447">
@@ -130,15 +130,15 @@
           </mc:Choice>
           <mc:Fallback>
             <w:pict>
-              <v:group w14:anchorId="65CC8B8C" id="Группа 248" o:spid="_x0000_s1026" style="position:absolute;margin-left:192pt;margin-top:410.7pt;width:53.4pt;height:19.15pt;rotation:-176011fd;z-index:251720704;mso-width-relative:margin;mso-height-relative:margin" coordsize="26497,10172" o:gfxdata="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">
-                <v:line id="Прямая соединительная линия 249" o:spid="_x0000_s1027" style="position:absolute;visibility:visible;mso-wrap-style:square" from="0,0" to="20193,6560" o:connectortype="straight" o:gfxdata="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" strokecolor="black [3213]" strokeweight="1pt">
+              <v:group w14:anchorId="4FC2C392" id="Группа 1" o:spid="_x0000_s1026" style="position:absolute;margin-left:-19.15pt;margin-top:229.1pt;width:164.25pt;height:49pt;rotation:-6211971fd;z-index:251724800;mso-width-relative:margin;mso-height-relative:margin" coordsize="26497,10172" o:gfxdata="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">
+                <v:line id="Прямая соединительная линия 2" o:spid="_x0000_s1027" style="position:absolute;visibility:visible;mso-wrap-style:square" from="0,0" to="20193,6560" o:connectortype="straight" o:gfxdata="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" strokecolor="black [3213]" strokeweight="1pt">
                   <v:stroke joinstyle="miter"/>
                 </v:line>
                 <v:shapetype id="_x0000_t110" coordsize="21600,21600" o:spt="110" path="m10800,l,10800,10800,21600,21600,10800xe">
                   <v:stroke joinstyle="miter"/>
                   <v:path gradientshapeok="t" o:connecttype="rect" textboxrect="5400,5400,16200,16200"/>
                 </v:shapetype>
-                <v:shape id="Блок-схема: решение 250" o:spid="_x0000_s1028" type="#_x0000_t110" style="position:absolute;left:18135;top:4419;width:8362;height:5753;rotation:1179044fd;visibility:visible;mso-wrap-style:square;v-text-anchor:middle" o:gfxdata="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" fillcolor="black [3213]" strokecolor="black [3213]" strokeweight="1pt"/>
+                <v:shape id="Блок-схема: решение 3" o:spid="_x0000_s1028" type="#_x0000_t110" style="position:absolute;left:18135;top:4419;width:8362;height:5753;rotation:1179044fd;visibility:visible;mso-wrap-style:square;v-text-anchor:middle" o:gfxdata="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" fillcolor="black [3213]" strokecolor="black [3213]" strokeweight="1pt"/>
               </v:group>
             </w:pict>
           </mc:Fallback>
@@ -151,33 +151,33 @@
         <mc:AlternateContent>
           <mc:Choice Requires="wpg">
             <w:drawing>
-              <wp:anchor distT="0" distB="0" distL="114300" distR="114300" simplePos="0" relativeHeight="251722752" behindDoc="0" locked="0" layoutInCell="1" allowOverlap="1" wp14:anchorId="587C866A" wp14:editId="5DEEF7CC">
+              <wp:anchor distT="0" distB="0" distL="114300" distR="114300" simplePos="0" relativeHeight="251720704" behindDoc="0" locked="0" layoutInCell="1" allowOverlap="1" wp14:anchorId="6394E4F2" wp14:editId="6FDE3B2D">
                 <wp:simplePos x="0" y="0"/>
                 <wp:positionH relativeFrom="column">
-                  <wp:posOffset>4910427</wp:posOffset>
+                  <wp:posOffset>2100599</wp:posOffset>
                 </wp:positionH>
                 <wp:positionV relativeFrom="paragraph">
-                  <wp:posOffset>5306441</wp:posOffset>
+                  <wp:posOffset>5060520</wp:posOffset>
                 </wp:positionV>
-                <wp:extent cx="678046" cy="243045"/>
-                <wp:effectExtent l="19050" t="0" r="27305" b="24130"/>
+                <wp:extent cx="1011749" cy="403954"/>
+                <wp:effectExtent l="19050" t="0" r="17145" b="0"/>
                 <wp:wrapNone/>
-                <wp:docPr id="251" name="Группа 251"/>
+                <wp:docPr id="248" name="Группа 248"/>
                 <wp:cNvGraphicFramePr/>
                 <a:graphic xmlns:a="http://schemas.openxmlformats.org/drawingml/2006/main">
                   <a:graphicData uri="http://schemas.microsoft.com/office/word/2010/wordprocessingGroup">
                     <wpg:wgp>
                       <wpg:cNvGrpSpPr/>
                       <wpg:grpSpPr>
-                        <a:xfrm rot="9126307">
+                        <a:xfrm rot="21438857">
                           <a:off x="0" y="0"/>
-                          <a:ext cx="678046" cy="243045"/>
+                          <a:ext cx="1011749" cy="403954"/>
                           <a:chOff x="0" y="0"/>
                           <a:chExt cx="2649796" cy="1017269"/>
                         </a:xfrm>
                       </wpg:grpSpPr>
                       <wps:wsp>
-                        <wps:cNvPr id="252" name="Прямая соединительная линия 252"/>
+                        <wps:cNvPr id="249" name="Прямая соединительная линия 249"/>
                         <wps:cNvCnPr/>
                         <wps:spPr>
                           <a:xfrm>
@@ -210,7 +210,7 @@
                         <wps:bodyPr/>
                       </wps:wsp>
                       <wps:wsp>
-                        <wps:cNvPr id="253" name="Блок-схема: решение 253"/>
+                        <wps:cNvPr id="250" name="Блок-схема: решение 250"/>
                         <wps:cNvSpPr/>
                         <wps:spPr>
                           <a:xfrm rot="1079447">
@@ -266,11 +266,11 @@
           </mc:Choice>
           <mc:Fallback>
             <w:pict>
-              <v:group w14:anchorId="429F0910" id="Группа 251" o:spid="_x0000_s1026" style="position:absolute;margin-left:386.65pt;margin-top:417.85pt;width:53.4pt;height:19.15pt;rotation:9968361fd;z-index:251722752;mso-width-relative:margin;mso-height-relative:margin" coordsize="26497,10172" o:gfxdata="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">
-                <v:line id="Прямая соединительная линия 252" o:spid="_x0000_s1027" style="position:absolute;visibility:visible;mso-wrap-style:square" from="0,0" to="20193,6560" o:connectortype="straight" o:gfxdata="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" strokecolor="black [3213]" strokeweight="1pt">
+              <v:group w14:anchorId="405D4C8B" id="Группа 248" o:spid="_x0000_s1026" style="position:absolute;margin-left:165.4pt;margin-top:398.45pt;width:79.65pt;height:31.8pt;rotation:-176011fd;z-index:251720704;mso-width-relative:margin;mso-height-relative:margin" coordsize="26497,10172" o:gfxdata="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">
+                <v:line id="Прямая соединительная линия 249" o:spid="_x0000_s1027" style="position:absolute;visibility:visible;mso-wrap-style:square" from="0,0" to="20193,6560" o:connectortype="straight" o:gfxdata="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" strokecolor="black [3213]" strokeweight="1pt">
                   <v:stroke joinstyle="miter"/>
                 </v:line>
-                <v:shape id="Блок-схема: решение 253" o:spid="_x0000_s1028" type="#_x0000_t110" style="position:absolute;left:18135;top:4419;width:8362;height:5753;rotation:1179044fd;visibility:visible;mso-wrap-style:square;v-text-anchor:middle" o:gfxdata="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" fillcolor="black [3213]" strokecolor="black [3213]" strokeweight="1pt"/>
+                <v:shape id="Блок-схема: решение 250" o:spid="_x0000_s1028" type="#_x0000_t110" style="position:absolute;left:18135;top:4419;width:8362;height:5753;rotation:1179044fd;visibility:visible;mso-wrap-style:square;v-text-anchor:middle" o:gfxdata="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" fillcolor="black [3213]" strokecolor="black [3213]" strokeweight="1pt"/>
               </v:group>
             </w:pict>
           </mc:Fallback>
@@ -283,13 +283,541 @@
         <mc:AlternateContent>
           <mc:Choice Requires="wpg">
             <w:drawing>
-              <wp:anchor distT="0" distB="0" distL="114300" distR="114300" simplePos="0" relativeHeight="251683840" behindDoc="0" locked="0" layoutInCell="1" allowOverlap="1" wp14:anchorId="15CA9F18" wp14:editId="521D5DE6">
+              <wp:anchor distT="0" distB="0" distL="114300" distR="114300" simplePos="0" relativeHeight="251705344" behindDoc="0" locked="0" layoutInCell="1" allowOverlap="1" wp14:anchorId="316082B9" wp14:editId="164BD1E9">
                 <wp:simplePos x="0" y="0"/>
                 <wp:positionH relativeFrom="column">
-                  <wp:posOffset>1369990</wp:posOffset>
+                  <wp:posOffset>1933765</wp:posOffset>
                 </wp:positionH>
                 <wp:positionV relativeFrom="paragraph">
-                  <wp:posOffset>4422775</wp:posOffset>
+                  <wp:posOffset>3684160</wp:posOffset>
+                </wp:positionV>
+                <wp:extent cx="2512520" cy="339081"/>
+                <wp:effectExtent l="0" t="762000" r="0" b="575945"/>
+                <wp:wrapNone/>
+                <wp:docPr id="211" name="Группа 211"/>
+                <wp:cNvGraphicFramePr/>
+                <a:graphic xmlns:a="http://schemas.openxmlformats.org/drawingml/2006/main">
+                  <a:graphicData uri="http://schemas.microsoft.com/office/word/2010/wordprocessingGroup">
+                    <wpg:wgp>
+                      <wpg:cNvGrpSpPr/>
+                      <wpg:grpSpPr>
+                        <a:xfrm rot="19066708">
+                          <a:off x="0" y="0"/>
+                          <a:ext cx="2512520" cy="339081"/>
+                          <a:chOff x="0" y="148958"/>
+                          <a:chExt cx="2281371" cy="315359"/>
+                        </a:xfrm>
+                      </wpg:grpSpPr>
+                      <wps:wsp>
+                        <wps:cNvPr id="212" name="Прямая соединительная линия 212"/>
+                        <wps:cNvCnPr/>
+                        <wps:spPr>
+                          <a:xfrm>
+                            <a:off x="0" y="148958"/>
+                            <a:ext cx="2202180" cy="213360"/>
+                          </a:xfrm>
+                          <a:prstGeom prst="line">
+                            <a:avLst/>
+                          </a:prstGeom>
+                          <a:ln w="12700">
+                            <a:solidFill>
+                              <a:schemeClr val="tx1"/>
+                            </a:solidFill>
+                          </a:ln>
+                        </wps:spPr>
+                        <wps:style>
+                          <a:lnRef idx="1">
+                            <a:schemeClr val="accent1"/>
+                          </a:lnRef>
+                          <a:fillRef idx="0">
+                            <a:schemeClr val="accent1"/>
+                          </a:fillRef>
+                          <a:effectRef idx="0">
+                            <a:schemeClr val="accent1"/>
+                          </a:effectRef>
+                          <a:fontRef idx="minor">
+                            <a:schemeClr val="tx1"/>
+                          </a:fontRef>
+                        </wps:style>
+                        <wps:bodyPr/>
+                      </wps:wsp>
+                      <wps:wsp>
+                        <wps:cNvPr id="213" name="Прямоугольный треугольник 213"/>
+                        <wps:cNvSpPr/>
+                        <wps:spPr>
+                          <a:xfrm rot="13656402">
+                            <a:off x="1974820" y="157765"/>
+                            <a:ext cx="290988" cy="322115"/>
+                          </a:xfrm>
+                          <a:prstGeom prst="rtTriangle">
+                            <a:avLst/>
+                          </a:prstGeom>
+                          <a:solidFill>
+                            <a:schemeClr val="bg1"/>
+                          </a:solidFill>
+                          <a:ln>
+                            <a:solidFill>
+                              <a:schemeClr val="tx1"/>
+                            </a:solidFill>
+                          </a:ln>
+                        </wps:spPr>
+                        <wps:style>
+                          <a:lnRef idx="2">
+                            <a:schemeClr val="accent1">
+                              <a:shade val="50000"/>
+                            </a:schemeClr>
+                          </a:lnRef>
+                          <a:fillRef idx="1">
+                            <a:schemeClr val="accent1"/>
+                          </a:fillRef>
+                          <a:effectRef idx="0">
+                            <a:schemeClr val="accent1"/>
+                          </a:effectRef>
+                          <a:fontRef idx="minor">
+                            <a:schemeClr val="lt1"/>
+                          </a:fontRef>
+                        </wps:style>
+                        <wps:bodyPr rot="0" spcFirstLastPara="0" vertOverflow="overflow" horzOverflow="overflow" vert="horz" wrap="square" lIns="91440" tIns="45720" rIns="91440" bIns="45720" numCol="1" spcCol="0" rtlCol="0" fromWordArt="0" anchor="ctr" anchorCtr="0" forceAA="0" compatLnSpc="1">
+                          <a:prstTxWarp prst="textNoShape">
+                            <a:avLst/>
+                          </a:prstTxWarp>
+                          <a:noAutofit/>
+                        </wps:bodyPr>
+                      </wps:wsp>
+                    </wpg:wgp>
+                  </a:graphicData>
+                </a:graphic>
+                <wp14:sizeRelH relativeFrom="margin">
+                  <wp14:pctWidth>0</wp14:pctWidth>
+                </wp14:sizeRelH>
+                <wp14:sizeRelV relativeFrom="margin">
+                  <wp14:pctHeight>0</wp14:pctHeight>
+                </wp14:sizeRelV>
+              </wp:anchor>
+            </w:drawing>
+          </mc:Choice>
+          <mc:Fallback>
+            <w:pict>
+              <v:group w14:anchorId="38CF7C5F" id="Группа 211" o:spid="_x0000_s1026" style="position:absolute;margin-left:152.25pt;margin-top:290.1pt;width:197.85pt;height:26.7pt;rotation:-2767030fd;z-index:251705344;mso-width-relative:margin;mso-height-relative:margin" coordorigin=",1489" coordsize="22813,3153" o:gfxdata="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">
+                <v:line id="Прямая соединительная линия 212" o:spid="_x0000_s1027" style="position:absolute;visibility:visible;mso-wrap-style:square" from="0,1489" to="22021,3623" o:connectortype="straight" o:gfxdata="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" strokecolor="black [3213]" strokeweight="1pt">
+                  <v:stroke joinstyle="miter"/>
+                </v:line>
+                <v:shapetype id="_x0000_t6" coordsize="21600,21600" o:spt="6" path="m,l,21600r21600,xe">
+                  <v:stroke joinstyle="miter"/>
+                  <v:path gradientshapeok="t" o:connecttype="custom" o:connectlocs="0,0;0,10800;0,21600;10800,21600;21600,21600;10800,10800" textboxrect="1800,12600,12600,19800"/>
+                </v:shapetype>
+                <v:shape id="Прямоугольный треугольник 213" o:spid="_x0000_s1028" type="#_x0000_t6" style="position:absolute;left:19748;top:1577;width:2910;height:3221;rotation:-8676527fd;visibility:visible;mso-wrap-style:square;v-text-anchor:middle" o:gfxdata="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" fillcolor="white [3212]" strokecolor="black [3213]" strokeweight="1pt"/>
+              </v:group>
+            </w:pict>
+          </mc:Fallback>
+        </mc:AlternateContent>
+      </w:r>
+      <w:r>
+        <w:rPr>
+          <w:noProof/>
+        </w:rPr>
+        <mc:AlternateContent>
+          <mc:Choice Requires="wpg">
+            <w:drawing>
+              <wp:anchor distT="0" distB="0" distL="114300" distR="114300" simplePos="0" relativeHeight="251685888" behindDoc="0" locked="0" layoutInCell="1" allowOverlap="1" wp14:anchorId="055C67DB" wp14:editId="43893306">
+                <wp:simplePos x="0" y="0"/>
+                <wp:positionH relativeFrom="column">
+                  <wp:posOffset>605155</wp:posOffset>
+                </wp:positionH>
+                <wp:positionV relativeFrom="paragraph">
+                  <wp:posOffset>4453119</wp:posOffset>
+                </wp:positionV>
+                <wp:extent cx="1287780" cy="683971"/>
+                <wp:effectExtent l="0" t="0" r="26670" b="20955"/>
+                <wp:wrapNone/>
+                <wp:docPr id="54" name="Группа 54"/>
+                <wp:cNvGraphicFramePr/>
+                <a:graphic xmlns:a="http://schemas.openxmlformats.org/drawingml/2006/main">
+                  <a:graphicData uri="http://schemas.microsoft.com/office/word/2010/wordprocessingGroup">
+                    <wpg:wgp>
+                      <wpg:cNvGrpSpPr/>
+                      <wpg:grpSpPr>
+                        <a:xfrm>
+                          <a:off x="0" y="0"/>
+                          <a:ext cx="1287780" cy="683971"/>
+                          <a:chOff x="0" y="0"/>
+                          <a:chExt cx="2352040" cy="1143000"/>
+                        </a:xfrm>
+                      </wpg:grpSpPr>
+                      <wps:wsp>
+                        <wps:cNvPr id="55" name="Прямоугольник 55"/>
+                        <wps:cNvSpPr/>
+                        <wps:spPr>
+                          <a:xfrm>
+                            <a:off x="0" y="0"/>
+                            <a:ext cx="2352040" cy="1143000"/>
+                          </a:xfrm>
+                          <a:prstGeom prst="rect">
+                            <a:avLst/>
+                          </a:prstGeom>
+                          <a:solidFill>
+                            <a:schemeClr val="bg1"/>
+                          </a:solidFill>
+                        </wps:spPr>
+                        <wps:style>
+                          <a:lnRef idx="2">
+                            <a:schemeClr val="accent1">
+                              <a:shade val="50000"/>
+                            </a:schemeClr>
+                          </a:lnRef>
+                          <a:fillRef idx="1">
+                            <a:schemeClr val="accent1"/>
+                          </a:fillRef>
+                          <a:effectRef idx="0">
+                            <a:schemeClr val="accent1"/>
+                          </a:effectRef>
+                          <a:fontRef idx="minor">
+                            <a:schemeClr val="lt1"/>
+                          </a:fontRef>
+                        </wps:style>
+                        <wps:bodyPr rot="0" spcFirstLastPara="0" vertOverflow="overflow" horzOverflow="overflow" vert="horz" wrap="square" lIns="91440" tIns="45720" rIns="91440" bIns="45720" numCol="1" spcCol="0" rtlCol="0" fromWordArt="0" anchor="ctr" anchorCtr="0" forceAA="0" compatLnSpc="1">
+                          <a:prstTxWarp prst="textNoShape">
+                            <a:avLst/>
+                          </a:prstTxWarp>
+                          <a:noAutofit/>
+                        </wps:bodyPr>
+                      </wps:wsp>
+                      <wps:wsp>
+                        <wps:cNvPr id="56" name="Прямая соединительная линия 56"/>
+                        <wps:cNvCnPr/>
+                        <wps:spPr>
+                          <a:xfrm>
+                            <a:off x="0" y="670560"/>
+                            <a:ext cx="2352040" cy="0"/>
+                          </a:xfrm>
+                          <a:prstGeom prst="line">
+                            <a:avLst/>
+                          </a:prstGeom>
+                          <a:ln>
+                            <a:solidFill>
+                              <a:schemeClr val="tx1"/>
+                            </a:solidFill>
+                          </a:ln>
+                        </wps:spPr>
+                        <wps:style>
+                          <a:lnRef idx="1">
+                            <a:schemeClr val="accent1"/>
+                          </a:lnRef>
+                          <a:fillRef idx="0">
+                            <a:schemeClr val="accent1"/>
+                          </a:fillRef>
+                          <a:effectRef idx="0">
+                            <a:schemeClr val="accent1"/>
+                          </a:effectRef>
+                          <a:fontRef idx="minor">
+                            <a:schemeClr val="tx1"/>
+                          </a:fontRef>
+                        </wps:style>
+                        <wps:bodyPr/>
+                      </wps:wsp>
+                      <wps:wsp>
+                        <wps:cNvPr id="57" name="Надпись 2"/>
+                        <wps:cNvSpPr txBox="1">
+                          <a:spLocks noChangeArrowheads="1"/>
+                        </wps:cNvSpPr>
+                        <wps:spPr bwMode="auto">
+                          <a:xfrm>
+                            <a:off x="0" y="0"/>
+                            <a:ext cx="2352040" cy="386080"/>
+                          </a:xfrm>
+                          <a:prstGeom prst="rect">
+                            <a:avLst/>
+                          </a:prstGeom>
+                          <a:solidFill>
+                            <a:srgbClr val="FFFFFF"/>
+                          </a:solidFill>
+                          <a:ln w="9525">
+                            <a:solidFill>
+                              <a:srgbClr val="000000"/>
+                            </a:solidFill>
+                            <a:miter lim="800000"/>
+                            <a:headEnd/>
+                            <a:tailEnd/>
+                          </a:ln>
+                        </wps:spPr>
+                        <wps:txbx>
+                          <w:txbxContent>
+                            <w:p>
+                              <w:pPr>
+                                <w:jc w:val="center"/>
+                              </w:pPr>
+                              <w:proofErr w:type="spellStart"/>
+                              <w:r>
+                                <w:rPr>
+                                  <w:sz w:val="18"/>
+                                  <w:szCs w:val="18"/>
+                                </w:rPr>
+                                <w:t>QuadrangularPyramid</w:t>
+                              </w:r>
+                              <w:proofErr w:type="spellEnd"/>
+                            </w:p>
+                          </w:txbxContent>
+                        </wps:txbx>
+                        <wps:bodyPr rot="0" vert="horz" wrap="square" lIns="91440" tIns="45720" rIns="91440" bIns="45720" anchor="t" anchorCtr="0">
+                          <a:noAutofit/>
+                        </wps:bodyPr>
+                      </wps:wsp>
+                    </wpg:wgp>
+                  </a:graphicData>
+                </a:graphic>
+                <wp14:sizeRelH relativeFrom="margin">
+                  <wp14:pctWidth>0</wp14:pctWidth>
+                </wp14:sizeRelH>
+                <wp14:sizeRelV relativeFrom="margin">
+                  <wp14:pctHeight>0</wp14:pctHeight>
+                </wp14:sizeRelV>
+              </wp:anchor>
+            </w:drawing>
+          </mc:Choice>
+          <mc:Fallback>
+            <w:pict>
+              <v:group w14:anchorId="055C67DB" id="Группа 54" o:spid="_x0000_s1026" style="position:absolute;margin-left:47.65pt;margin-top:350.65pt;width:101.4pt;height:53.85pt;z-index:251685888;mso-width-relative:margin;mso-height-relative:margin" coordsize="23520,11430" o:gfxdata="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">
+                <v:rect id="Прямоугольник 55" o:spid="_x0000_s1027" style="position:absolute;width:23520;height:11430;visibility:visible;mso-wrap-style:square;v-text-anchor:middle" o:gfxdata="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" fillcolor="white [3212]" strokecolor="#1f3763 [1604]" strokeweight="1pt"/>
+                <v:line id="Прямая соединительная линия 56" o:spid="_x0000_s1028" style="position:absolute;visibility:visible;mso-wrap-style:square" from="0,6705" to="23520,6705" o:connectortype="straight" o:gfxdata="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" strokecolor="black [3213]" strokeweight=".5pt">
+                  <v:stroke joinstyle="miter"/>
+                </v:line>
+                <v:shapetype id="_x0000_t202" coordsize="21600,21600" o:spt="202" path="m,l,21600r21600,l21600,xe">
+                  <v:stroke joinstyle="miter"/>
+                  <v:path gradientshapeok="t" o:connecttype="rect"/>
+                </v:shapetype>
+                <v:shape id="Надпись 2" o:spid="_x0000_s1029" type="#_x0000_t202" style="position:absolute;width:23520;height:3860;visibility:visible;mso-wrap-style:square;v-text-anchor:top" o:gfxdata="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">
+                  <v:textbox>
+                    <w:txbxContent>
+                      <w:p>
+                        <w:pPr>
+                          <w:jc w:val="center"/>
+                        </w:pPr>
+                        <w:proofErr w:type="spellStart"/>
+                        <w:r>
+                          <w:rPr>
+                            <w:sz w:val="18"/>
+                            <w:szCs w:val="18"/>
+                          </w:rPr>
+                          <w:t>QuadrangularPyramid</w:t>
+                        </w:r>
+                        <w:proofErr w:type="spellEnd"/>
+                      </w:p>
+                    </w:txbxContent>
+                  </v:textbox>
+                </v:shape>
+              </v:group>
+            </w:pict>
+          </mc:Fallback>
+        </mc:AlternateContent>
+      </w:r>
+      <w:r>
+        <w:rPr>
+          <w:noProof/>
+        </w:rPr>
+        <mc:AlternateContent>
+          <mc:Choice Requires="wpg">
+            <w:drawing>
+              <wp:anchor distT="0" distB="0" distL="114300" distR="114300" simplePos="0" relativeHeight="251677696" behindDoc="0" locked="0" layoutInCell="1" allowOverlap="1" wp14:anchorId="5803B545" wp14:editId="4EF8D9FD">
+                <wp:simplePos x="0" y="0"/>
+                <wp:positionH relativeFrom="column">
+                  <wp:posOffset>1022985</wp:posOffset>
+                </wp:positionH>
+                <wp:positionV relativeFrom="paragraph">
+                  <wp:posOffset>2924744</wp:posOffset>
+                </wp:positionV>
+                <wp:extent cx="1287780" cy="683971"/>
+                <wp:effectExtent l="0" t="0" r="26670" b="20955"/>
+                <wp:wrapNone/>
+                <wp:docPr id="38" name="Группа 38"/>
+                <wp:cNvGraphicFramePr/>
+                <a:graphic xmlns:a="http://schemas.openxmlformats.org/drawingml/2006/main">
+                  <a:graphicData uri="http://schemas.microsoft.com/office/word/2010/wordprocessingGroup">
+                    <wpg:wgp>
+                      <wpg:cNvGrpSpPr/>
+                      <wpg:grpSpPr>
+                        <a:xfrm>
+                          <a:off x="0" y="0"/>
+                          <a:ext cx="1287780" cy="683971"/>
+                          <a:chOff x="0" y="0"/>
+                          <a:chExt cx="2352040" cy="1143000"/>
+                        </a:xfrm>
+                      </wpg:grpSpPr>
+                      <wps:wsp>
+                        <wps:cNvPr id="39" name="Прямоугольник 39"/>
+                        <wps:cNvSpPr/>
+                        <wps:spPr>
+                          <a:xfrm>
+                            <a:off x="0" y="0"/>
+                            <a:ext cx="2352040" cy="1143000"/>
+                          </a:xfrm>
+                          <a:prstGeom prst="rect">
+                            <a:avLst/>
+                          </a:prstGeom>
+                          <a:solidFill>
+                            <a:schemeClr val="bg1"/>
+                          </a:solidFill>
+                        </wps:spPr>
+                        <wps:style>
+                          <a:lnRef idx="2">
+                            <a:schemeClr val="accent1">
+                              <a:shade val="50000"/>
+                            </a:schemeClr>
+                          </a:lnRef>
+                          <a:fillRef idx="1">
+                            <a:schemeClr val="accent1"/>
+                          </a:fillRef>
+                          <a:effectRef idx="0">
+                            <a:schemeClr val="accent1"/>
+                          </a:effectRef>
+                          <a:fontRef idx="minor">
+                            <a:schemeClr val="lt1"/>
+                          </a:fontRef>
+                        </wps:style>
+                        <wps:bodyPr rot="0" spcFirstLastPara="0" vertOverflow="overflow" horzOverflow="overflow" vert="horz" wrap="square" lIns="91440" tIns="45720" rIns="91440" bIns="45720" numCol="1" spcCol="0" rtlCol="0" fromWordArt="0" anchor="ctr" anchorCtr="0" forceAA="0" compatLnSpc="1">
+                          <a:prstTxWarp prst="textNoShape">
+                            <a:avLst/>
+                          </a:prstTxWarp>
+                          <a:noAutofit/>
+                        </wps:bodyPr>
+                      </wps:wsp>
+                      <wps:wsp>
+                        <wps:cNvPr id="40" name="Прямая соединительная линия 40"/>
+                        <wps:cNvCnPr/>
+                        <wps:spPr>
+                          <a:xfrm>
+                            <a:off x="0" y="670560"/>
+                            <a:ext cx="2352040" cy="0"/>
+                          </a:xfrm>
+                          <a:prstGeom prst="line">
+                            <a:avLst/>
+                          </a:prstGeom>
+                          <a:ln>
+                            <a:solidFill>
+                              <a:schemeClr val="tx1"/>
+                            </a:solidFill>
+                          </a:ln>
+                        </wps:spPr>
+                        <wps:style>
+                          <a:lnRef idx="1">
+                            <a:schemeClr val="accent1"/>
+                          </a:lnRef>
+                          <a:fillRef idx="0">
+                            <a:schemeClr val="accent1"/>
+                          </a:fillRef>
+                          <a:effectRef idx="0">
+                            <a:schemeClr val="accent1"/>
+                          </a:effectRef>
+                          <a:fontRef idx="minor">
+                            <a:schemeClr val="tx1"/>
+                          </a:fontRef>
+                        </wps:style>
+                        <wps:bodyPr/>
+                      </wps:wsp>
+                      <wps:wsp>
+                        <wps:cNvPr id="41" name="Надпись 2"/>
+                        <wps:cNvSpPr txBox="1">
+                          <a:spLocks noChangeArrowheads="1"/>
+                        </wps:cNvSpPr>
+                        <wps:spPr bwMode="auto">
+                          <a:xfrm>
+                            <a:off x="0" y="0"/>
+                            <a:ext cx="2352040" cy="386080"/>
+                          </a:xfrm>
+                          <a:prstGeom prst="rect">
+                            <a:avLst/>
+                          </a:prstGeom>
+                          <a:solidFill>
+                            <a:srgbClr val="FFFFFF"/>
+                          </a:solidFill>
+                          <a:ln w="9525">
+                            <a:solidFill>
+                              <a:srgbClr val="000000"/>
+                            </a:solidFill>
+                            <a:miter lim="800000"/>
+                            <a:headEnd/>
+                            <a:tailEnd/>
+                          </a:ln>
+                        </wps:spPr>
+                        <wps:txbx>
+                          <w:txbxContent>
+                            <w:p>
+                              <w:pPr>
+                                <w:jc w:val="center"/>
+                              </w:pPr>
+                              <w:proofErr w:type="spellStart"/>
+                              <w:r>
+                                <w:rPr>
+                                  <w:sz w:val="18"/>
+                                  <w:szCs w:val="18"/>
+                                </w:rPr>
+                                <w:t>TriangularPrism</w:t>
+                              </w:r>
+                              <w:proofErr w:type="spellEnd"/>
+                            </w:p>
+                          </w:txbxContent>
+                        </wps:txbx>
+                        <wps:bodyPr rot="0" vert="horz" wrap="square" lIns="91440" tIns="45720" rIns="91440" bIns="45720" anchor="t" anchorCtr="0">
+                          <a:noAutofit/>
+                        </wps:bodyPr>
+                      </wps:wsp>
+                    </wpg:wgp>
+                  </a:graphicData>
+                </a:graphic>
+                <wp14:sizeRelH relativeFrom="margin">
+                  <wp14:pctWidth>0</wp14:pctWidth>
+                </wp14:sizeRelH>
+                <wp14:sizeRelV relativeFrom="margin">
+                  <wp14:pctHeight>0</wp14:pctHeight>
+                </wp14:sizeRelV>
+              </wp:anchor>
+            </w:drawing>
+          </mc:Choice>
+          <mc:Fallback>
+            <w:pict>
+              <v:group w14:anchorId="5803B545" id="Группа 38" o:spid="_x0000_s1030" style="position:absolute;margin-left:80.55pt;margin-top:230.3pt;width:101.4pt;height:53.85pt;z-index:251677696;mso-width-relative:margin;mso-height-relative:margin" coordsize="23520,11430" o:gfxdata="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">
+                <v:rect id="Прямоугольник 39" o:spid="_x0000_s1031" style="position:absolute;width:23520;height:11430;visibility:visible;mso-wrap-style:square;v-text-anchor:middle" o:gfxdata="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" fillcolor="white [3212]" strokecolor="#1f3763 [1604]" strokeweight="1pt"/>
+                <v:line id="Прямая соединительная линия 40" o:spid="_x0000_s1032" style="position:absolute;visibility:visible;mso-wrap-style:square" from="0,6705" to="23520,6705" o:connectortype="straight" o:gfxdata="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" strokecolor="black [3213]" strokeweight=".5pt">
+                  <v:stroke joinstyle="miter"/>
+                </v:line>
+                <v:shape id="Надпись 2" o:spid="_x0000_s1033" type="#_x0000_t202" style="position:absolute;width:23520;height:3860;visibility:visible;mso-wrap-style:square;v-text-anchor:top" o:gfxdata="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">
+                  <v:textbox>
+                    <w:txbxContent>
+                      <w:p>
+                        <w:pPr>
+                          <w:jc w:val="center"/>
+                        </w:pPr>
+                        <w:proofErr w:type="spellStart"/>
+                        <w:r>
+                          <w:rPr>
+                            <w:sz w:val="18"/>
+                            <w:szCs w:val="18"/>
+                          </w:rPr>
+                          <w:t>TriangularPrism</w:t>
+                        </w:r>
+                        <w:proofErr w:type="spellEnd"/>
+                      </w:p>
+                    </w:txbxContent>
+                  </v:textbox>
+                </v:shape>
+              </v:group>
+            </w:pict>
+          </mc:Fallback>
+        </mc:AlternateContent>
+      </w:r>
+      <w:r>
+        <w:rPr>
+          <w:noProof/>
+        </w:rPr>
+        <mc:AlternateContent>
+          <mc:Choice Requires="wpg">
+            <w:drawing>
+              <wp:anchor distT="0" distB="0" distL="114300" distR="114300" simplePos="0" relativeHeight="251683840" behindDoc="0" locked="0" layoutInCell="1" allowOverlap="1" wp14:anchorId="15CA9F18" wp14:editId="44CD848E">
+                <wp:simplePos x="0" y="0"/>
+                <wp:positionH relativeFrom="column">
+                  <wp:posOffset>5659043</wp:posOffset>
+                </wp:positionH>
+                <wp:positionV relativeFrom="paragraph">
+                  <wp:posOffset>4891817</wp:posOffset>
                 </wp:positionV>
                 <wp:extent cx="1287780" cy="683971"/>
                 <wp:effectExtent l="0" t="0" r="26670" b="20955"/>
@@ -440,16 +968,12 @@
           </mc:Choice>
           <mc:Fallback>
             <w:pict>
-              <v:group w14:anchorId="15CA9F18" id="Группа 50" o:spid="_x0000_s1026" style="position:absolute;margin-left:107.85pt;margin-top:348.25pt;width:101.4pt;height:53.85pt;z-index:251683840;mso-width-relative:margin;mso-height-relative:margin" coordsize="23520,11430" o:gfxdata="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">
-                <v:rect id="Прямоугольник 51" o:spid="_x0000_s1027" style="position:absolute;width:23520;height:11430;visibility:visible;mso-wrap-style:square;v-text-anchor:middle" o:gfxdata="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" fillcolor="white [3212]" strokecolor="#1f3763 [1604]" strokeweight="1pt"/>
-                <v:line id="Прямая соединительная линия 52" o:spid="_x0000_s1028" style="position:absolute;visibility:visible;mso-wrap-style:square" from="0,6705" to="23520,6705" o:connectortype="straight" o:gfxdata="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" strokecolor="black [3213]" strokeweight=".5pt">
+              <v:group w14:anchorId="15CA9F18" id="Группа 50" o:spid="_x0000_s1034" style="position:absolute;margin-left:445.6pt;margin-top:385.2pt;width:101.4pt;height:53.85pt;z-index:251683840;mso-width-relative:margin;mso-height-relative:margin" coordsize="23520,11430" o:gfxdata="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">
+                <v:rect id="Прямоугольник 51" o:spid="_x0000_s1035" style="position:absolute;width:23520;height:11430;visibility:visible;mso-wrap-style:square;v-text-anchor:middle" o:gfxdata="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" fillcolor="white [3212]" strokecolor="#1f3763 [1604]" strokeweight="1pt"/>
+                <v:line id="Прямая соединительная линия 52" o:spid="_x0000_s1036" style="position:absolute;visibility:visible;mso-wrap-style:square" from="0,6705" to="23520,6705" o:connectortype="straight" o:gfxdata="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" strokecolor="black [3213]" strokeweight=".5pt">
                   <v:stroke joinstyle="miter"/>
                 </v:line>
-                <v:shapetype id="_x0000_t202" coordsize="21600,21600" o:spt="202" path="m,l,21600r21600,l21600,xe">
-                  <v:stroke joinstyle="miter"/>
-                  <v:path gradientshapeok="t" o:connecttype="rect"/>
-                </v:shapetype>
-                <v:shape id="Надпись 2" o:spid="_x0000_s1029" type="#_x0000_t202" style="position:absolute;width:23520;height:3860;visibility:visible;mso-wrap-style:square;v-text-anchor:top" o:gfxdata="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">
+                <v:shape id="Надпись 2" o:spid="_x0000_s1037" type="#_x0000_t202" style="position:absolute;width:23520;height:3860;visibility:visible;mso-wrap-style:square;v-text-anchor:top" o:gfxdata="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">
                   <v:textbox>
                     <w:txbxContent>
                       <w:p>
@@ -481,7 +1005,139 @@
         <mc:AlternateContent>
           <mc:Choice Requires="wpg">
             <w:drawing>
-              <wp:anchor distT="0" distB="0" distL="114300" distR="114300" simplePos="0" relativeHeight="251665408" behindDoc="0" locked="0" layoutInCell="1" allowOverlap="1" wp14:anchorId="1AAE1D94" wp14:editId="66C1AB7F">
+              <wp:anchor distT="0" distB="0" distL="114300" distR="114300" simplePos="0" relativeHeight="251722752" behindDoc="0" locked="0" layoutInCell="1" allowOverlap="1" wp14:anchorId="587C866A" wp14:editId="28CA49B1">
+                <wp:simplePos x="0" y="0"/>
+                <wp:positionH relativeFrom="column">
+                  <wp:posOffset>4910427</wp:posOffset>
+                </wp:positionH>
+                <wp:positionV relativeFrom="paragraph">
+                  <wp:posOffset>5306441</wp:posOffset>
+                </wp:positionV>
+                <wp:extent cx="678046" cy="243045"/>
+                <wp:effectExtent l="19050" t="0" r="27305" b="24130"/>
+                <wp:wrapNone/>
+                <wp:docPr id="251" name="Группа 251"/>
+                <wp:cNvGraphicFramePr/>
+                <a:graphic xmlns:a="http://schemas.openxmlformats.org/drawingml/2006/main">
+                  <a:graphicData uri="http://schemas.microsoft.com/office/word/2010/wordprocessingGroup">
+                    <wpg:wgp>
+                      <wpg:cNvGrpSpPr/>
+                      <wpg:grpSpPr>
+                        <a:xfrm rot="9126307">
+                          <a:off x="0" y="0"/>
+                          <a:ext cx="678046" cy="243045"/>
+                          <a:chOff x="0" y="0"/>
+                          <a:chExt cx="2649796" cy="1017269"/>
+                        </a:xfrm>
+                      </wpg:grpSpPr>
+                      <wps:wsp>
+                        <wps:cNvPr id="252" name="Прямая соединительная линия 252"/>
+                        <wps:cNvCnPr/>
+                        <wps:spPr>
+                          <a:xfrm>
+                            <a:off x="0" y="0"/>
+                            <a:ext cx="2019300" cy="656057"/>
+                          </a:xfrm>
+                          <a:prstGeom prst="line">
+                            <a:avLst/>
+                          </a:prstGeom>
+                          <a:ln w="12700">
+                            <a:solidFill>
+                              <a:schemeClr val="tx1"/>
+                            </a:solidFill>
+                          </a:ln>
+                        </wps:spPr>
+                        <wps:style>
+                          <a:lnRef idx="1">
+                            <a:schemeClr val="accent1"/>
+                          </a:lnRef>
+                          <a:fillRef idx="0">
+                            <a:schemeClr val="accent1"/>
+                          </a:fillRef>
+                          <a:effectRef idx="0">
+                            <a:schemeClr val="accent1"/>
+                          </a:effectRef>
+                          <a:fontRef idx="minor">
+                            <a:schemeClr val="tx1"/>
+                          </a:fontRef>
+                        </wps:style>
+                        <wps:bodyPr/>
+                      </wps:wsp>
+                      <wps:wsp>
+                        <wps:cNvPr id="253" name="Блок-схема: решение 253"/>
+                        <wps:cNvSpPr/>
+                        <wps:spPr>
+                          <a:xfrm rot="1079447">
+                            <a:off x="1813560" y="441960"/>
+                            <a:ext cx="836236" cy="575309"/>
+                          </a:xfrm>
+                          <a:prstGeom prst="flowChartDecision">
+                            <a:avLst/>
+                          </a:prstGeom>
+                          <a:solidFill>
+                            <a:schemeClr val="tx1"/>
+                          </a:solidFill>
+                          <a:ln>
+                            <a:solidFill>
+                              <a:schemeClr val="tx1"/>
+                            </a:solidFill>
+                          </a:ln>
+                        </wps:spPr>
+                        <wps:style>
+                          <a:lnRef idx="2">
+                            <a:schemeClr val="accent1">
+                              <a:shade val="50000"/>
+                            </a:schemeClr>
+                          </a:lnRef>
+                          <a:fillRef idx="1">
+                            <a:schemeClr val="accent1"/>
+                          </a:fillRef>
+                          <a:effectRef idx="0">
+                            <a:schemeClr val="accent1"/>
+                          </a:effectRef>
+                          <a:fontRef idx="minor">
+                            <a:schemeClr val="lt1"/>
+                          </a:fontRef>
+                        </wps:style>
+                        <wps:bodyPr rot="0" spcFirstLastPara="0" vertOverflow="overflow" horzOverflow="overflow" vert="horz" wrap="square" lIns="91440" tIns="45720" rIns="91440" bIns="45720" numCol="1" spcCol="0" rtlCol="0" fromWordArt="0" anchor="ctr" anchorCtr="0" forceAA="0" compatLnSpc="1">
+                          <a:prstTxWarp prst="textNoShape">
+                            <a:avLst/>
+                          </a:prstTxWarp>
+                          <a:noAutofit/>
+                        </wps:bodyPr>
+                      </wps:wsp>
+                    </wpg:wgp>
+                  </a:graphicData>
+                </a:graphic>
+                <wp14:sizeRelH relativeFrom="margin">
+                  <wp14:pctWidth>0</wp14:pctWidth>
+                </wp14:sizeRelH>
+                <wp14:sizeRelV relativeFrom="margin">
+                  <wp14:pctHeight>0</wp14:pctHeight>
+                </wp14:sizeRelV>
+              </wp:anchor>
+            </w:drawing>
+          </mc:Choice>
+          <mc:Fallback>
+            <w:pict>
+              <v:group w14:anchorId="0339AD6F" id="Группа 251" o:spid="_x0000_s1026" style="position:absolute;margin-left:386.65pt;margin-top:417.85pt;width:53.4pt;height:19.15pt;rotation:9968361fd;z-index:251722752;mso-width-relative:margin;mso-height-relative:margin" coordsize="26497,10172" o:gfxdata="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">
+                <v:line id="Прямая соединительная линия 252" o:spid="_x0000_s1027" style="position:absolute;visibility:visible;mso-wrap-style:square" from="0,0" to="20193,6560" o:connectortype="straight" o:gfxdata="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" strokecolor="black [3213]" strokeweight="1pt">
+                  <v:stroke joinstyle="miter"/>
+                </v:line>
+                <v:shape id="Блок-схема: решение 253" o:spid="_x0000_s1028" type="#_x0000_t110" style="position:absolute;left:18135;top:4419;width:8362;height:5753;rotation:1179044fd;visibility:visible;mso-wrap-style:square;v-text-anchor:middle" o:gfxdata="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" fillcolor="black [3213]" strokecolor="black [3213]" strokeweight="1pt"/>
+              </v:group>
+            </w:pict>
+          </mc:Fallback>
+        </mc:AlternateContent>
+      </w:r>
+      <w:r>
+        <w:rPr>
+          <w:noProof/>
+        </w:rPr>
+        <mc:AlternateContent>
+          <mc:Choice Requires="wpg">
+            <w:drawing>
+              <wp:anchor distT="0" distB="0" distL="114300" distR="114300" simplePos="0" relativeHeight="251665408" behindDoc="0" locked="0" layoutInCell="1" allowOverlap="1" wp14:anchorId="1AAE1D94" wp14:editId="3686E8A2">
                 <wp:simplePos x="0" y="0"/>
                 <wp:positionH relativeFrom="column">
                   <wp:posOffset>3364230</wp:posOffset>
@@ -641,12 +1297,12 @@
           </mc:Choice>
           <mc:Fallback>
             <w:pict>
-              <v:group w14:anchorId="1AAE1D94" id="Группа 11" o:spid="_x0000_s1030" style="position:absolute;margin-left:264.9pt;margin-top:412.25pt;width:101.4pt;height:49.65pt;z-index:251665408;mso-width-relative:margin;mso-height-relative:margin" coordsize="23520,11430" o:gfxdata="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">
-                <v:rect id="Прямоугольник 8" o:spid="_x0000_s1031" style="position:absolute;width:23520;height:11430;visibility:visible;mso-wrap-style:square;v-text-anchor:middle" o:gfxdata="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" fillcolor="white [3212]" strokecolor="#1f3763 [1604]" strokeweight="1pt"/>
-                <v:line id="Прямая соединительная линия 10" o:spid="_x0000_s1032" style="position:absolute;visibility:visible;mso-wrap-style:square" from="0,6705" to="23520,6705" o:connectortype="straight" o:gfxdata="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" strokecolor="black [3213]" strokeweight=".5pt">
+              <v:group w14:anchorId="1AAE1D94" id="Группа 11" o:spid="_x0000_s1038" style="position:absolute;margin-left:264.9pt;margin-top:412.25pt;width:101.4pt;height:49.65pt;z-index:251665408;mso-width-relative:margin;mso-height-relative:margin" coordsize="23520,11430" o:gfxdata="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">
+                <v:rect id="Прямоугольник 8" o:spid="_x0000_s1039" style="position:absolute;width:23520;height:11430;visibility:visible;mso-wrap-style:square;v-text-anchor:middle" o:gfxdata="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" fillcolor="white [3212]" strokecolor="#1f3763 [1604]" strokeweight="1pt"/>
+                <v:line id="Прямая соединительная линия 10" o:spid="_x0000_s1040" style="position:absolute;visibility:visible;mso-wrap-style:square" from="0,6705" to="23520,6705" o:connectortype="straight" o:gfxdata="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" strokecolor="black [3213]" strokeweight=".5pt">
                   <v:stroke joinstyle="miter"/>
                 </v:line>
-                <v:shape id="Надпись 2" o:spid="_x0000_s1033" type="#_x0000_t202" style="position:absolute;top:131;width:23520;height:3861;visibility:visible;mso-wrap-style:square;v-text-anchor:top" o:gfxdata="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">
+                <v:shape id="Надпись 2" o:spid="_x0000_s1041" type="#_x0000_t202" style="position:absolute;top:131;width:23520;height:3861;visibility:visible;mso-wrap-style:square;v-text-anchor:top" o:gfxdata="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">
                   <v:textbox>
                     <w:txbxContent>
                       <w:p>
@@ -665,200 +1321,6 @@
                           </w:rPr>
                           <w:t>Rectangle</w:t>
                         </w:r>
-                      </w:p>
-                    </w:txbxContent>
-                  </v:textbox>
-                </v:shape>
-              </v:group>
-            </w:pict>
-          </mc:Fallback>
-        </mc:AlternateContent>
-      </w:r>
-      <w:r>
-        <w:rPr>
-          <w:noProof/>
-        </w:rPr>
-        <mc:AlternateContent>
-          <mc:Choice Requires="wpg">
-            <w:drawing>
-              <wp:anchor distT="0" distB="0" distL="114300" distR="114300" simplePos="0" relativeHeight="251685888" behindDoc="0" locked="0" layoutInCell="1" allowOverlap="1" wp14:anchorId="055C67DB" wp14:editId="4FD0FEA4">
-                <wp:simplePos x="0" y="0"/>
-                <wp:positionH relativeFrom="column">
-                  <wp:posOffset>5840671</wp:posOffset>
-                </wp:positionH>
-                <wp:positionV relativeFrom="paragraph">
-                  <wp:posOffset>5105400</wp:posOffset>
-                </wp:positionV>
-                <wp:extent cx="1287780" cy="683971"/>
-                <wp:effectExtent l="0" t="0" r="26670" b="20955"/>
-                <wp:wrapNone/>
-                <wp:docPr id="54" name="Группа 54"/>
-                <wp:cNvGraphicFramePr/>
-                <a:graphic xmlns:a="http://schemas.openxmlformats.org/drawingml/2006/main">
-                  <a:graphicData uri="http://schemas.microsoft.com/office/word/2010/wordprocessingGroup">
-                    <wpg:wgp>
-                      <wpg:cNvGrpSpPr/>
-                      <wpg:grpSpPr>
-                        <a:xfrm>
-                          <a:off x="0" y="0"/>
-                          <a:ext cx="1287780" cy="683971"/>
-                          <a:chOff x="0" y="0"/>
-                          <a:chExt cx="2352040" cy="1143000"/>
-                        </a:xfrm>
-                      </wpg:grpSpPr>
-                      <wps:wsp>
-                        <wps:cNvPr id="55" name="Прямоугольник 55"/>
-                        <wps:cNvSpPr/>
-                        <wps:spPr>
-                          <a:xfrm>
-                            <a:off x="0" y="0"/>
-                            <a:ext cx="2352040" cy="1143000"/>
-                          </a:xfrm>
-                          <a:prstGeom prst="rect">
-                            <a:avLst/>
-                          </a:prstGeom>
-                          <a:solidFill>
-                            <a:schemeClr val="bg1"/>
-                          </a:solidFill>
-                        </wps:spPr>
-                        <wps:style>
-                          <a:lnRef idx="2">
-                            <a:schemeClr val="accent1">
-                              <a:shade val="50000"/>
-                            </a:schemeClr>
-                          </a:lnRef>
-                          <a:fillRef idx="1">
-                            <a:schemeClr val="accent1"/>
-                          </a:fillRef>
-                          <a:effectRef idx="0">
-                            <a:schemeClr val="accent1"/>
-                          </a:effectRef>
-                          <a:fontRef idx="minor">
-                            <a:schemeClr val="lt1"/>
-                          </a:fontRef>
-                        </wps:style>
-                        <wps:bodyPr rot="0" spcFirstLastPara="0" vertOverflow="overflow" horzOverflow="overflow" vert="horz" wrap="square" lIns="91440" tIns="45720" rIns="91440" bIns="45720" numCol="1" spcCol="0" rtlCol="0" fromWordArt="0" anchor="ctr" anchorCtr="0" forceAA="0" compatLnSpc="1">
-                          <a:prstTxWarp prst="textNoShape">
-                            <a:avLst/>
-                          </a:prstTxWarp>
-                          <a:noAutofit/>
-                        </wps:bodyPr>
-                      </wps:wsp>
-                      <wps:wsp>
-                        <wps:cNvPr id="56" name="Прямая соединительная линия 56"/>
-                        <wps:cNvCnPr/>
-                        <wps:spPr>
-                          <a:xfrm>
-                            <a:off x="0" y="670560"/>
-                            <a:ext cx="2352040" cy="0"/>
-                          </a:xfrm>
-                          <a:prstGeom prst="line">
-                            <a:avLst/>
-                          </a:prstGeom>
-                          <a:ln>
-                            <a:solidFill>
-                              <a:schemeClr val="tx1"/>
-                            </a:solidFill>
-                          </a:ln>
-                        </wps:spPr>
-                        <wps:style>
-                          <a:lnRef idx="1">
-                            <a:schemeClr val="accent1"/>
-                          </a:lnRef>
-                          <a:fillRef idx="0">
-                            <a:schemeClr val="accent1"/>
-                          </a:fillRef>
-                          <a:effectRef idx="0">
-                            <a:schemeClr val="accent1"/>
-                          </a:effectRef>
-                          <a:fontRef idx="minor">
-                            <a:schemeClr val="tx1"/>
-                          </a:fontRef>
-                        </wps:style>
-                        <wps:bodyPr/>
-                      </wps:wsp>
-                      <wps:wsp>
-                        <wps:cNvPr id="57" name="Надпись 2"/>
-                        <wps:cNvSpPr txBox="1">
-                          <a:spLocks noChangeArrowheads="1"/>
-                        </wps:cNvSpPr>
-                        <wps:spPr bwMode="auto">
-                          <a:xfrm>
-                            <a:off x="0" y="0"/>
-                            <a:ext cx="2352040" cy="386080"/>
-                          </a:xfrm>
-                          <a:prstGeom prst="rect">
-                            <a:avLst/>
-                          </a:prstGeom>
-                          <a:solidFill>
-                            <a:srgbClr val="FFFFFF"/>
-                          </a:solidFill>
-                          <a:ln w="9525">
-                            <a:solidFill>
-                              <a:srgbClr val="000000"/>
-                            </a:solidFill>
-                            <a:miter lim="800000"/>
-                            <a:headEnd/>
-                            <a:tailEnd/>
-                          </a:ln>
-                        </wps:spPr>
-                        <wps:txbx>
-                          <w:txbxContent>
-                            <w:p>
-                              <w:pPr>
-                                <w:jc w:val="center"/>
-                              </w:pPr>
-                              <w:proofErr w:type="spellStart"/>
-                              <w:r>
-                                <w:rPr>
-                                  <w:sz w:val="18"/>
-                                  <w:szCs w:val="18"/>
-                                </w:rPr>
-                                <w:t>QuadrangularPyramid</w:t>
-                              </w:r>
-                              <w:proofErr w:type="spellEnd"/>
-                            </w:p>
-                          </w:txbxContent>
-                        </wps:txbx>
-                        <wps:bodyPr rot="0" vert="horz" wrap="square" lIns="91440" tIns="45720" rIns="91440" bIns="45720" anchor="t" anchorCtr="0">
-                          <a:noAutofit/>
-                        </wps:bodyPr>
-                      </wps:wsp>
-                    </wpg:wgp>
-                  </a:graphicData>
-                </a:graphic>
-                <wp14:sizeRelH relativeFrom="margin">
-                  <wp14:pctWidth>0</wp14:pctWidth>
-                </wp14:sizeRelH>
-                <wp14:sizeRelV relativeFrom="margin">
-                  <wp14:pctHeight>0</wp14:pctHeight>
-                </wp14:sizeRelV>
-              </wp:anchor>
-            </w:drawing>
-          </mc:Choice>
-          <mc:Fallback>
-            <w:pict>
-              <v:group w14:anchorId="055C67DB" id="Группа 54" o:spid="_x0000_s1034" style="position:absolute;margin-left:459.9pt;margin-top:402pt;width:101.4pt;height:53.85pt;z-index:251685888;mso-width-relative:margin;mso-height-relative:margin" coordsize="23520,11430" o:gfxdata="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">
-                <v:rect id="Прямоугольник 55" o:spid="_x0000_s1035" style="position:absolute;width:23520;height:11430;visibility:visible;mso-wrap-style:square;v-text-anchor:middle" o:gfxdata="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" fillcolor="white [3212]" strokecolor="#1f3763 [1604]" strokeweight="1pt"/>
-                <v:line id="Прямая соединительная линия 56" o:spid="_x0000_s1036" style="position:absolute;visibility:visible;mso-wrap-style:square" from="0,6705" to="23520,6705" o:connectortype="straight" o:gfxdata="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" strokecolor="black [3213]" strokeweight=".5pt">
-                  <v:stroke joinstyle="miter"/>
-                </v:line>
-                <v:shape id="Надпись 2" o:spid="_x0000_s1037" type="#_x0000_t202" style="position:absolute;width:23520;height:3860;visibility:visible;mso-wrap-style:square;v-text-anchor:top" o:gfxdata="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">
-                  <v:textbox>
-                    <w:txbxContent>
-                      <w:p>
-                        <w:pPr>
-                          <w:jc w:val="center"/>
-                        </w:pPr>
-                        <w:proofErr w:type="spellStart"/>
-                        <w:r>
-                          <w:rPr>
-                            <w:sz w:val="18"/>
-                            <w:szCs w:val="18"/>
-                          </w:rPr>
-                          <w:t>QuadrangularPyramid</w:t>
-                        </w:r>
-                        <w:proofErr w:type="spellEnd"/>
                       </w:p>
                     </w:txbxContent>
                   </v:textbox>
@@ -1030,12 +1492,12 @@
           </mc:Choice>
           <mc:Fallback>
             <w:pict>
-              <v:group w14:anchorId="1F25477A" id="Группа 46" o:spid="_x0000_s1038" style="position:absolute;margin-left:572.05pt;margin-top:326.2pt;width:101.4pt;height:53.85pt;z-index:251681792;mso-width-relative:margin;mso-height-relative:margin" coordsize="23520,11430" o:gfxdata="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">
-                <v:rect id="Прямоугольник 47" o:spid="_x0000_s1039" style="position:absolute;width:23520;height:11430;visibility:visible;mso-wrap-style:square;v-text-anchor:middle" o:gfxdata="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" fillcolor="white [3212]" strokecolor="#1f3763 [1604]" strokeweight="1pt"/>
-                <v:line id="Прямая соединительная линия 48" o:spid="_x0000_s1040" style="position:absolute;visibility:visible;mso-wrap-style:square" from="0,6705" to="23520,6705" o:connectortype="straight" o:gfxdata="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" strokecolor="black [3213]" strokeweight=".5pt">
+              <v:group w14:anchorId="1F25477A" id="Группа 46" o:spid="_x0000_s1042" style="position:absolute;margin-left:572.05pt;margin-top:326.2pt;width:101.4pt;height:53.85pt;z-index:251681792;mso-width-relative:margin;mso-height-relative:margin" coordsize="23520,11430" o:gfxdata="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">
+                <v:rect id="Прямоугольник 47" o:spid="_x0000_s1043" style="position:absolute;width:23520;height:11430;visibility:visible;mso-wrap-style:square;v-text-anchor:middle" o:gfxdata="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" fillcolor="white [3212]" strokecolor="#1f3763 [1604]" strokeweight="1pt"/>
+                <v:line id="Прямая соединительная линия 48" o:spid="_x0000_s1044" style="position:absolute;visibility:visible;mso-wrap-style:square" from="0,6705" to="23520,6705" o:connectortype="straight" o:gfxdata="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" strokecolor="black [3213]" strokeweight=".5pt">
                   <v:stroke joinstyle="miter"/>
                 </v:line>
-                <v:shape id="Надпись 2" o:spid="_x0000_s1041" type="#_x0000_t202" style="position:absolute;width:23520;height:3860;visibility:visible;mso-wrap-style:square;v-text-anchor:top" o:gfxdata="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">
+                <v:shape id="Надпись 2" o:spid="_x0000_s1045" type="#_x0000_t202" style="position:absolute;width:23520;height:3860;visibility:visible;mso-wrap-style:square;v-text-anchor:top" o:gfxdata="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">
                   <v:textbox>
                     <w:txbxContent>
                       <w:p>
@@ -1488,12 +1950,12 @@
           </mc:Choice>
           <mc:Fallback>
             <w:pict>
-              <v:group w14:anchorId="0CED1182" id="Группа 34" o:spid="_x0000_s1042" style="position:absolute;margin-left:589pt;margin-top:195.6pt;width:101.4pt;height:53.85pt;z-index:251675648;mso-width-relative:margin;mso-height-relative:margin" coordsize="23520,11430" o:gfxdata="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">
-                <v:rect id="Прямоугольник 35" o:spid="_x0000_s1043" style="position:absolute;width:23520;height:11430;visibility:visible;mso-wrap-style:square;v-text-anchor:middle" o:gfxdata="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" fillcolor="white [3212]" strokecolor="#1f3763 [1604]" strokeweight="1pt"/>
-                <v:line id="Прямая соединительная линия 36" o:spid="_x0000_s1044" style="position:absolute;visibility:visible;mso-wrap-style:square" from="0,6705" to="23520,6705" o:connectortype="straight" o:gfxdata="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" strokecolor="black [3213]" strokeweight=".5pt">
+              <v:group w14:anchorId="0CED1182" id="Группа 34" o:spid="_x0000_s1046" style="position:absolute;margin-left:589pt;margin-top:195.6pt;width:101.4pt;height:53.85pt;z-index:251675648;mso-width-relative:margin;mso-height-relative:margin" coordsize="23520,11430" o:gfxdata="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">
+                <v:rect id="Прямоугольник 35" o:spid="_x0000_s1047" style="position:absolute;width:23520;height:11430;visibility:visible;mso-wrap-style:square;v-text-anchor:middle" o:gfxdata="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" fillcolor="white [3212]" strokecolor="#1f3763 [1604]" strokeweight="1pt"/>
+                <v:line id="Прямая соединительная линия 36" o:spid="_x0000_s1048" style="position:absolute;visibility:visible;mso-wrap-style:square" from="0,6705" to="23520,6705" o:connectortype="straight" o:gfxdata="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" strokecolor="black [3213]" strokeweight=".5pt">
                   <v:stroke joinstyle="miter"/>
                 </v:line>
-                <v:shape id="Надпись 2" o:spid="_x0000_s1045" type="#_x0000_t202" style="position:absolute;width:23520;height:3860;visibility:visible;mso-wrap-style:square;v-text-anchor:top" o:gfxdata="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">
+                <v:shape id="Надпись 2" o:spid="_x0000_s1049" type="#_x0000_t202" style="position:absolute;width:23520;height:3860;visibility:visible;mso-wrap-style:square;v-text-anchor:top" o:gfxdata="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">
                   <v:textbox>
                     <w:txbxContent>
                       <w:p>
@@ -1685,12 +2147,12 @@
           </mc:Choice>
           <mc:Fallback>
             <w:pict>
-              <v:group w14:anchorId="2186C0AD" id="Группа 224" o:spid="_x0000_s1046" style="position:absolute;margin-left:601.95pt;margin-top:77.75pt;width:101.4pt;height:53.85pt;z-index:251714560;mso-width-relative:margin;mso-height-relative:margin" coordsize="23520,11430" o:gfxdata="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">
-                <v:rect id="Прямоугольник 225" o:spid="_x0000_s1047" style="position:absolute;width:23520;height:11430;visibility:visible;mso-wrap-style:square;v-text-anchor:middle" o:gfxdata="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" fillcolor="white [3212]" strokecolor="#1f3763 [1604]" strokeweight="1pt"/>
-                <v:line id="Прямая соединительная линия 226" o:spid="_x0000_s1048" style="position:absolute;visibility:visible;mso-wrap-style:square" from="0,6705" to="23520,6705" o:connectortype="straight" o:gfxdata="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" strokecolor="black [3213]" strokeweight=".5pt">
+              <v:group w14:anchorId="2186C0AD" id="Группа 224" o:spid="_x0000_s1050" style="position:absolute;margin-left:601.95pt;margin-top:77.75pt;width:101.4pt;height:53.85pt;z-index:251714560;mso-width-relative:margin;mso-height-relative:margin" coordsize="23520,11430" o:gfxdata="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">
+                <v:rect id="Прямоугольник 225" o:spid="_x0000_s1051" style="position:absolute;width:23520;height:11430;visibility:visible;mso-wrap-style:square;v-text-anchor:middle" o:gfxdata="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" fillcolor="white [3212]" strokecolor="#1f3763 [1604]" strokeweight="1pt"/>
+                <v:line id="Прямая соединительная линия 226" o:spid="_x0000_s1052" style="position:absolute;visibility:visible;mso-wrap-style:square" from="0,6705" to="23520,6705" o:connectortype="straight" o:gfxdata="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" strokecolor="black [3213]" strokeweight=".5pt">
                   <v:stroke joinstyle="miter"/>
                 </v:line>
-                <v:shape id="Надпись 2" o:spid="_x0000_s1049" type="#_x0000_t202" style="position:absolute;width:23520;height:3860;visibility:visible;mso-wrap-style:square;v-text-anchor:top" o:gfxdata="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">
+                <v:shape id="Надпись 2" o:spid="_x0000_s1053" type="#_x0000_t202" style="position:absolute;width:23520;height:3860;visibility:visible;mso-wrap-style:square;v-text-anchor:top" o:gfxdata="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">
                   <v:textbox>
                     <w:txbxContent>
                       <w:p>
@@ -2676,12 +3138,12 @@
           </mc:Choice>
           <mc:Fallback>
             <w:pict>
-              <v:group w14:anchorId="16BD2390" id="Группа 24" o:spid="_x0000_s1050" style="position:absolute;margin-left:135.7pt;margin-top:-23.1pt;width:101.4pt;height:53.85pt;z-index:251671552;mso-width-relative:margin;mso-height-relative:margin" coordsize="23520,11430" o:gfxdata="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">
-                <v:rect id="Прямоугольник 27" o:spid="_x0000_s1051" style="position:absolute;width:23520;height:11430;visibility:visible;mso-wrap-style:square;v-text-anchor:middle" o:gfxdata="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" fillcolor="white [3212]" strokecolor="#1f3763 [1604]" strokeweight="1pt"/>
-                <v:line id="Прямая соединительная линия 28" o:spid="_x0000_s1052" style="position:absolute;visibility:visible;mso-wrap-style:square" from="0,6705" to="23520,6705" o:connectortype="straight" o:gfxdata="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" strokecolor="black [3213]" strokeweight=".5pt">
+              <v:group w14:anchorId="16BD2390" id="Группа 24" o:spid="_x0000_s1054" style="position:absolute;margin-left:135.7pt;margin-top:-23.1pt;width:101.4pt;height:53.85pt;z-index:251671552;mso-width-relative:margin;mso-height-relative:margin" coordsize="23520,11430" o:gfxdata="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">
+                <v:rect id="Прямоугольник 27" o:spid="_x0000_s1055" style="position:absolute;width:23520;height:11430;visibility:visible;mso-wrap-style:square;v-text-anchor:middle" o:gfxdata="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" fillcolor="white [3212]" strokecolor="#1f3763 [1604]" strokeweight="1pt"/>
+                <v:line id="Прямая соединительная линия 28" o:spid="_x0000_s1056" style="position:absolute;visibility:visible;mso-wrap-style:square" from="0,6705" to="23520,6705" o:connectortype="straight" o:gfxdata="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" strokecolor="black [3213]" strokeweight=".5pt">
                   <v:stroke joinstyle="miter"/>
                 </v:line>
-                <v:shape id="Надпись 2" o:spid="_x0000_s1053" type="#_x0000_t202" style="position:absolute;width:23520;height:3860;visibility:visible;mso-wrap-style:square;v-text-anchor:top" o:gfxdata="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">
+                <v:shape id="Надпись 2" o:spid="_x0000_s1057" type="#_x0000_t202" style="position:absolute;width:23520;height:3860;visibility:visible;mso-wrap-style:square;v-text-anchor:top" o:gfxdata="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">
                   <v:textbox>
                     <w:txbxContent>
                       <w:p>
@@ -2864,12 +3326,12 @@
           </mc:Choice>
           <mc:Fallback>
             <w:pict>
-              <v:group w14:anchorId="0E8A6EB5" id="Группа 12" o:spid="_x0000_s1054" style="position:absolute;margin-left:330.65pt;margin-top:178.05pt;width:101.4pt;height:53.85pt;z-index:251667456;mso-width-relative:margin;mso-height-relative:margin" coordsize="23520,11430" o:gfxdata="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">
-                <v:rect id="Прямоугольник 13" o:spid="_x0000_s1055" style="position:absolute;width:23520;height:11430;visibility:visible;mso-wrap-style:square;v-text-anchor:middle" o:gfxdata="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" fillcolor="white [3212]" strokecolor="#1f3763 [1604]" strokeweight="1pt"/>
-                <v:line id="Прямая соединительная линия 14" o:spid="_x0000_s1056" style="position:absolute;visibility:visible;mso-wrap-style:square" from="0,6705" to="23520,6705" o:connectortype="straight" o:gfxdata="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" strokecolor="black [3213]" strokeweight=".5pt">
+              <v:group w14:anchorId="0E8A6EB5" id="Группа 12" o:spid="_x0000_s1058" style="position:absolute;margin-left:330.65pt;margin-top:178.05pt;width:101.4pt;height:53.85pt;z-index:251667456;mso-width-relative:margin;mso-height-relative:margin" coordsize="23520,11430" o:gfxdata="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">
+                <v:rect id="Прямоугольник 13" o:spid="_x0000_s1059" style="position:absolute;width:23520;height:11430;visibility:visible;mso-wrap-style:square;v-text-anchor:middle" o:gfxdata="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" fillcolor="white [3212]" strokecolor="#1f3763 [1604]" strokeweight="1pt"/>
+                <v:line id="Прямая соединительная линия 14" o:spid="_x0000_s1060" style="position:absolute;visibility:visible;mso-wrap-style:square" from="0,6705" to="23520,6705" o:connectortype="straight" o:gfxdata="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" strokecolor="black [3213]" strokeweight=".5pt">
                   <v:stroke joinstyle="miter"/>
                 </v:line>
-                <v:shape id="Надпись 2" o:spid="_x0000_s1057" type="#_x0000_t202" style="position:absolute;width:23520;height:3860;visibility:visible;mso-wrap-style:square;v-text-anchor:top" o:gfxdata="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">
+                <v:shape id="Надпись 2" o:spid="_x0000_s1061" type="#_x0000_t202" style="position:absolute;width:23520;height:3860;visibility:visible;mso-wrap-style:square;v-text-anchor:top" o:gfxdata="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">
                   <v:textbox>
                     <w:txbxContent>
                       <w:p>
@@ -3027,7 +3489,7 @@
         <mc:AlternateContent>
           <mc:Choice Requires="wpg">
             <w:drawing>
-              <wp:anchor distT="0" distB="0" distL="114300" distR="114300" simplePos="0" relativeHeight="251703296" behindDoc="0" locked="0" layoutInCell="1" allowOverlap="1" wp14:anchorId="4A71832F" wp14:editId="0606CFF6">
+              <wp:anchor distT="0" distB="0" distL="114300" distR="114300" simplePos="0" relativeHeight="251703296" behindDoc="0" locked="0" layoutInCell="1" allowOverlap="1" wp14:anchorId="4A71832F" wp14:editId="5487104D">
                 <wp:simplePos x="0" y="0"/>
                 <wp:positionH relativeFrom="column">
                   <wp:posOffset>3334513</wp:posOffset>
@@ -3142,143 +3604,11 @@
           </mc:Choice>
           <mc:Fallback>
             <w:pict>
-              <v:group w14:anchorId="2590012B" id="Группа 208" o:spid="_x0000_s1026" style="position:absolute;margin-left:262.55pt;margin-top:317.1pt;width:170.3pt;height:19.3pt;rotation:-5391685fd;z-index:251703296;mso-width-relative:margin;mso-height-relative:margin" coordorigin=",1489" coordsize="22813,3153" o:gfxdata="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">
+              <v:group w14:anchorId="265C5137" id="Группа 208" o:spid="_x0000_s1026" style="position:absolute;margin-left:262.55pt;margin-top:317.1pt;width:170.3pt;height:19.3pt;rotation:-5391685fd;z-index:251703296;mso-width-relative:margin;mso-height-relative:margin" coordorigin=",1489" coordsize="22813,3153" o:gfxdata="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">
                 <v:line id="Прямая соединительная линия 209" o:spid="_x0000_s1027" style="position:absolute;visibility:visible;mso-wrap-style:square" from="0,1489" to="22021,3623" o:connectortype="straight" o:gfxdata="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" strokecolor="black [3213]" strokeweight="1pt">
                   <v:stroke joinstyle="miter"/>
                 </v:line>
                 <v:shape id="Прямоугольный треугольник 210" o:spid="_x0000_s1028" type="#_x0000_t6" style="position:absolute;left:19748;top:1577;width:2910;height:3221;rotation:-8676527fd;visibility:visible;mso-wrap-style:square;v-text-anchor:middle" o:gfxdata="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" fillcolor="white [3212]" strokecolor="black [3213]" strokeweight="1pt"/>
-              </v:group>
-            </w:pict>
-          </mc:Fallback>
-        </mc:AlternateContent>
-      </w:r>
-      <w:r>
-        <w:rPr>
-          <w:noProof/>
-        </w:rPr>
-        <mc:AlternateContent>
-          <mc:Choice Requires="wpg">
-            <w:drawing>
-              <wp:anchor distT="0" distB="0" distL="114300" distR="114300" simplePos="0" relativeHeight="251705344" behindDoc="0" locked="0" layoutInCell="1" allowOverlap="1" wp14:anchorId="316082B9" wp14:editId="4E64B65B">
-                <wp:simplePos x="0" y="0"/>
-                <wp:positionH relativeFrom="column">
-                  <wp:posOffset>2428255</wp:posOffset>
-                </wp:positionH>
-                <wp:positionV relativeFrom="paragraph">
-                  <wp:posOffset>3679135</wp:posOffset>
-                </wp:positionV>
-                <wp:extent cx="2162583" cy="245140"/>
-                <wp:effectExtent l="653733" t="0" r="587057" b="0"/>
-                <wp:wrapNone/>
-                <wp:docPr id="211" name="Группа 211"/>
-                <wp:cNvGraphicFramePr/>
-                <a:graphic xmlns:a="http://schemas.openxmlformats.org/drawingml/2006/main">
-                  <a:graphicData uri="http://schemas.microsoft.com/office/word/2010/wordprocessingGroup">
-                    <wpg:wgp>
-                      <wpg:cNvGrpSpPr/>
-                      <wpg:grpSpPr>
-                        <a:xfrm rot="18435723">
-                          <a:off x="0" y="0"/>
-                          <a:ext cx="2162583" cy="245140"/>
-                          <a:chOff x="0" y="148958"/>
-                          <a:chExt cx="2281371" cy="315359"/>
-                        </a:xfrm>
-                      </wpg:grpSpPr>
-                      <wps:wsp>
-                        <wps:cNvPr id="212" name="Прямая соединительная линия 212"/>
-                        <wps:cNvCnPr/>
-                        <wps:spPr>
-                          <a:xfrm>
-                            <a:off x="0" y="148958"/>
-                            <a:ext cx="2202180" cy="213360"/>
-                          </a:xfrm>
-                          <a:prstGeom prst="line">
-                            <a:avLst/>
-                          </a:prstGeom>
-                          <a:ln w="12700">
-                            <a:solidFill>
-                              <a:schemeClr val="tx1"/>
-                            </a:solidFill>
-                          </a:ln>
-                        </wps:spPr>
-                        <wps:style>
-                          <a:lnRef idx="1">
-                            <a:schemeClr val="accent1"/>
-                          </a:lnRef>
-                          <a:fillRef idx="0">
-                            <a:schemeClr val="accent1"/>
-                          </a:fillRef>
-                          <a:effectRef idx="0">
-                            <a:schemeClr val="accent1"/>
-                          </a:effectRef>
-                          <a:fontRef idx="minor">
-                            <a:schemeClr val="tx1"/>
-                          </a:fontRef>
-                        </wps:style>
-                        <wps:bodyPr/>
-                      </wps:wsp>
-                      <wps:wsp>
-                        <wps:cNvPr id="213" name="Прямоугольный треугольник 213"/>
-                        <wps:cNvSpPr/>
-                        <wps:spPr>
-                          <a:xfrm rot="13656402">
-                            <a:off x="1974820" y="157765"/>
-                            <a:ext cx="290988" cy="322115"/>
-                          </a:xfrm>
-                          <a:prstGeom prst="rtTriangle">
-                            <a:avLst/>
-                          </a:prstGeom>
-                          <a:solidFill>
-                            <a:schemeClr val="bg1"/>
-                          </a:solidFill>
-                          <a:ln>
-                            <a:solidFill>
-                              <a:schemeClr val="tx1"/>
-                            </a:solidFill>
-                          </a:ln>
-                        </wps:spPr>
-                        <wps:style>
-                          <a:lnRef idx="2">
-                            <a:schemeClr val="accent1">
-                              <a:shade val="50000"/>
-                            </a:schemeClr>
-                          </a:lnRef>
-                          <a:fillRef idx="1">
-                            <a:schemeClr val="accent1"/>
-                          </a:fillRef>
-                          <a:effectRef idx="0">
-                            <a:schemeClr val="accent1"/>
-                          </a:effectRef>
-                          <a:fontRef idx="minor">
-                            <a:schemeClr val="lt1"/>
-                          </a:fontRef>
-                        </wps:style>
-                        <wps:bodyPr rot="0" spcFirstLastPara="0" vertOverflow="overflow" horzOverflow="overflow" vert="horz" wrap="square" lIns="91440" tIns="45720" rIns="91440" bIns="45720" numCol="1" spcCol="0" rtlCol="0" fromWordArt="0" anchor="ctr" anchorCtr="0" forceAA="0" compatLnSpc="1">
-                          <a:prstTxWarp prst="textNoShape">
-                            <a:avLst/>
-                          </a:prstTxWarp>
-                          <a:noAutofit/>
-                        </wps:bodyPr>
-                      </wps:wsp>
-                    </wpg:wgp>
-                  </a:graphicData>
-                </a:graphic>
-                <wp14:sizeRelH relativeFrom="margin">
-                  <wp14:pctWidth>0</wp14:pctWidth>
-                </wp14:sizeRelH>
-                <wp14:sizeRelV relativeFrom="margin">
-                  <wp14:pctHeight>0</wp14:pctHeight>
-                </wp14:sizeRelV>
-              </wp:anchor>
-            </w:drawing>
-          </mc:Choice>
-          <mc:Fallback>
-            <w:pict>
-              <v:group w14:anchorId="4AFF2BC4" id="Группа 211" o:spid="_x0000_s1026" style="position:absolute;margin-left:191.2pt;margin-top:289.7pt;width:170.3pt;height:19.3pt;rotation:-3456234fd;z-index:251705344;mso-width-relative:margin;mso-height-relative:margin" coordorigin=",1489" coordsize="22813,3153" o:gfxdata="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">
-                <v:line id="Прямая соединительная линия 212" o:spid="_x0000_s1027" style="position:absolute;visibility:visible;mso-wrap-style:square" from="0,1489" to="22021,3623" o:connectortype="straight" o:gfxdata="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" strokecolor="black [3213]" strokeweight="1pt">
-                  <v:stroke joinstyle="miter"/>
-                </v:line>
-                <v:shape id="Прямоугольный треугольник 213" o:spid="_x0000_s1028" type="#_x0000_t6" style="position:absolute;left:19748;top:1577;width:2910;height:3221;rotation:-8676527fd;visibility:visible;mso-wrap-style:square;v-text-anchor:middle" o:gfxdata="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" fillcolor="white [3212]" strokecolor="black [3213]" strokeweight="1pt"/>
               </v:group>
             </w:pict>
           </mc:Fallback>
@@ -3842,12 +4172,12 @@
           </mc:Choice>
           <mc:Fallback>
             <w:pict>
-              <v:group w14:anchorId="733C25B7" id="Группа 42" o:spid="_x0000_s1058" style="position:absolute;margin-left:505.35pt;margin-top:6.35pt;width:101.4pt;height:53.85pt;z-index:251679744;mso-width-relative:margin;mso-height-relative:margin" coordsize="23520,11430" o:gfxdata="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">
-                <v:rect id="Прямоугольник 43" o:spid="_x0000_s1059" style="position:absolute;width:23520;height:11430;visibility:visible;mso-wrap-style:square;v-text-anchor:middle" o:gfxdata="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" fillcolor="white [3212]" strokecolor="#1f3763 [1604]" strokeweight="1pt"/>
-                <v:line id="Прямая соединительная линия 44" o:spid="_x0000_s1060" style="position:absolute;visibility:visible;mso-wrap-style:square" from="0,6705" to="23520,6705" o:connectortype="straight" o:gfxdata="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" strokecolor="black [3213]" strokeweight=".5pt">
+              <v:group w14:anchorId="733C25B7" id="Группа 42" o:spid="_x0000_s1062" style="position:absolute;margin-left:505.35pt;margin-top:6.35pt;width:101.4pt;height:53.85pt;z-index:251679744;mso-width-relative:margin;mso-height-relative:margin" coordsize="23520,11430" o:gfxdata="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">
+                <v:rect id="Прямоугольник 43" o:spid="_x0000_s1063" style="position:absolute;width:23520;height:11430;visibility:visible;mso-wrap-style:square;v-text-anchor:middle" o:gfxdata="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" fillcolor="white [3212]" strokecolor="#1f3763 [1604]" strokeweight="1pt"/>
+                <v:line id="Прямая соединительная линия 44" o:spid="_x0000_s1064" style="position:absolute;visibility:visible;mso-wrap-style:square" from="0,6705" to="23520,6705" o:connectortype="straight" o:gfxdata="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" strokecolor="black [3213]" strokeweight=".5pt">
                   <v:stroke joinstyle="miter"/>
                 </v:line>
-                <v:shape id="Надпись 2" o:spid="_x0000_s1061" type="#_x0000_t202" style="position:absolute;width:23520;height:3860;visibility:visible;mso-wrap-style:square;v-text-anchor:top" o:gfxdata="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">
+                <v:shape id="Надпись 2" o:spid="_x0000_s1065" type="#_x0000_t202" style="position:absolute;width:23520;height:3860;visibility:visible;mso-wrap-style:square;v-text-anchor:top" o:gfxdata="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">
                   <v:textbox>
                     <w:txbxContent>
                       <w:p>
@@ -3877,7 +4207,7 @@
         <mc:AlternateContent>
           <mc:Choice Requires="wpg">
             <w:drawing>
-              <wp:anchor distT="0" distB="0" distL="114300" distR="114300" simplePos="0" relativeHeight="251673600" behindDoc="0" locked="0" layoutInCell="1" allowOverlap="1" wp14:anchorId="3179F1FF" wp14:editId="71F4F257">
+              <wp:anchor distT="0" distB="0" distL="114300" distR="114300" simplePos="0" relativeHeight="251673600" behindDoc="0" locked="0" layoutInCell="1" allowOverlap="1" wp14:anchorId="3179F1FF" wp14:editId="72950C41">
                 <wp:simplePos x="0" y="0"/>
                 <wp:positionH relativeFrom="column">
                   <wp:posOffset>4360545</wp:posOffset>
@@ -4040,12 +4370,12 @@
           </mc:Choice>
           <mc:Fallback>
             <w:pict>
-              <v:group w14:anchorId="3179F1FF" id="Группа 30" o:spid="_x0000_s1062" style="position:absolute;margin-left:343.35pt;margin-top:-33.8pt;width:101.4pt;height:53.85pt;z-index:251673600;mso-width-relative:margin;mso-height-relative:margin" coordsize="23520,11430" o:gfxdata="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">
-                <v:rect id="Прямоугольник 31" o:spid="_x0000_s1063" style="position:absolute;width:23520;height:11430;visibility:visible;mso-wrap-style:square;v-text-anchor:middle" o:gfxdata="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" fillcolor="white [3212]" strokecolor="#1f3763 [1604]" strokeweight="1pt"/>
-                <v:line id="Прямая соединительная линия 32" o:spid="_x0000_s1064" style="position:absolute;visibility:visible;mso-wrap-style:square" from="0,6705" to="23520,6705" o:connectortype="straight" o:gfxdata="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" strokecolor="black [3213]" strokeweight=".5pt">
+              <v:group w14:anchorId="3179F1FF" id="Группа 30" o:spid="_x0000_s1066" style="position:absolute;margin-left:343.35pt;margin-top:-33.8pt;width:101.4pt;height:53.85pt;z-index:251673600;mso-width-relative:margin;mso-height-relative:margin" coordsize="23520,11430" o:gfxdata="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">
+                <v:rect id="Прямоугольник 31" o:spid="_x0000_s1067" style="position:absolute;width:23520;height:11430;visibility:visible;mso-wrap-style:square;v-text-anchor:middle" o:gfxdata="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" fillcolor="white [3212]" strokecolor="#1f3763 [1604]" strokeweight="1pt"/>
+                <v:line id="Прямая соединительная линия 32" o:spid="_x0000_s1068" style="position:absolute;visibility:visible;mso-wrap-style:square" from="0,6705" to="23520,6705" o:connectortype="straight" o:gfxdata="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" strokecolor="black [3213]" strokeweight=".5pt">
                   <v:stroke joinstyle="miter"/>
                 </v:line>
-                <v:shape id="Надпись 2" o:spid="_x0000_s1065" type="#_x0000_t202" style="position:absolute;width:23520;height:3860;visibility:visible;mso-wrap-style:square;v-text-anchor:top" o:gfxdata="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">
+                <v:shape id="Надпись 2" o:spid="_x0000_s1069" type="#_x0000_t202" style="position:absolute;width:23520;height:3860;visibility:visible;mso-wrap-style:square;v-text-anchor:top" o:gfxdata="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">
                   <v:textbox>
                     <w:txbxContent>
                       <w:p>
@@ -4067,200 +4397,6 @@
                           </w:rPr>
                           <w:t xml:space="preserve"> </w:t>
                         </w:r>
-                      </w:p>
-                    </w:txbxContent>
-                  </v:textbox>
-                </v:shape>
-              </v:group>
-            </w:pict>
-          </mc:Fallback>
-        </mc:AlternateContent>
-      </w:r>
-      <w:r>
-        <w:rPr>
-          <w:noProof/>
-        </w:rPr>
-        <mc:AlternateContent>
-          <mc:Choice Requires="wpg">
-            <w:drawing>
-              <wp:anchor distT="0" distB="0" distL="114300" distR="114300" simplePos="0" relativeHeight="251677696" behindDoc="0" locked="0" layoutInCell="1" allowOverlap="1" wp14:anchorId="5803B545" wp14:editId="3FB209F9">
-                <wp:simplePos x="0" y="0"/>
-                <wp:positionH relativeFrom="column">
-                  <wp:posOffset>763905</wp:posOffset>
-                </wp:positionH>
-                <wp:positionV relativeFrom="paragraph">
-                  <wp:posOffset>2945765</wp:posOffset>
-                </wp:positionV>
-                <wp:extent cx="1287780" cy="683971"/>
-                <wp:effectExtent l="0" t="0" r="26670" b="20955"/>
-                <wp:wrapNone/>
-                <wp:docPr id="38" name="Группа 38"/>
-                <wp:cNvGraphicFramePr/>
-                <a:graphic xmlns:a="http://schemas.openxmlformats.org/drawingml/2006/main">
-                  <a:graphicData uri="http://schemas.microsoft.com/office/word/2010/wordprocessingGroup">
-                    <wpg:wgp>
-                      <wpg:cNvGrpSpPr/>
-                      <wpg:grpSpPr>
-                        <a:xfrm>
-                          <a:off x="0" y="0"/>
-                          <a:ext cx="1287780" cy="683971"/>
-                          <a:chOff x="0" y="0"/>
-                          <a:chExt cx="2352040" cy="1143000"/>
-                        </a:xfrm>
-                      </wpg:grpSpPr>
-                      <wps:wsp>
-                        <wps:cNvPr id="39" name="Прямоугольник 39"/>
-                        <wps:cNvSpPr/>
-                        <wps:spPr>
-                          <a:xfrm>
-                            <a:off x="0" y="0"/>
-                            <a:ext cx="2352040" cy="1143000"/>
-                          </a:xfrm>
-                          <a:prstGeom prst="rect">
-                            <a:avLst/>
-                          </a:prstGeom>
-                          <a:solidFill>
-                            <a:schemeClr val="bg1"/>
-                          </a:solidFill>
-                        </wps:spPr>
-                        <wps:style>
-                          <a:lnRef idx="2">
-                            <a:schemeClr val="accent1">
-                              <a:shade val="50000"/>
-                            </a:schemeClr>
-                          </a:lnRef>
-                          <a:fillRef idx="1">
-                            <a:schemeClr val="accent1"/>
-                          </a:fillRef>
-                          <a:effectRef idx="0">
-                            <a:schemeClr val="accent1"/>
-                          </a:effectRef>
-                          <a:fontRef idx="minor">
-                            <a:schemeClr val="lt1"/>
-                          </a:fontRef>
-                        </wps:style>
-                        <wps:bodyPr rot="0" spcFirstLastPara="0" vertOverflow="overflow" horzOverflow="overflow" vert="horz" wrap="square" lIns="91440" tIns="45720" rIns="91440" bIns="45720" numCol="1" spcCol="0" rtlCol="0" fromWordArt="0" anchor="ctr" anchorCtr="0" forceAA="0" compatLnSpc="1">
-                          <a:prstTxWarp prst="textNoShape">
-                            <a:avLst/>
-                          </a:prstTxWarp>
-                          <a:noAutofit/>
-                        </wps:bodyPr>
-                      </wps:wsp>
-                      <wps:wsp>
-                        <wps:cNvPr id="40" name="Прямая соединительная линия 40"/>
-                        <wps:cNvCnPr/>
-                        <wps:spPr>
-                          <a:xfrm>
-                            <a:off x="0" y="670560"/>
-                            <a:ext cx="2352040" cy="0"/>
-                          </a:xfrm>
-                          <a:prstGeom prst="line">
-                            <a:avLst/>
-                          </a:prstGeom>
-                          <a:ln>
-                            <a:solidFill>
-                              <a:schemeClr val="tx1"/>
-                            </a:solidFill>
-                          </a:ln>
-                        </wps:spPr>
-                        <wps:style>
-                          <a:lnRef idx="1">
-                            <a:schemeClr val="accent1"/>
-                          </a:lnRef>
-                          <a:fillRef idx="0">
-                            <a:schemeClr val="accent1"/>
-                          </a:fillRef>
-                          <a:effectRef idx="0">
-                            <a:schemeClr val="accent1"/>
-                          </a:effectRef>
-                          <a:fontRef idx="minor">
-                            <a:schemeClr val="tx1"/>
-                          </a:fontRef>
-                        </wps:style>
-                        <wps:bodyPr/>
-                      </wps:wsp>
-                      <wps:wsp>
-                        <wps:cNvPr id="41" name="Надпись 2"/>
-                        <wps:cNvSpPr txBox="1">
-                          <a:spLocks noChangeArrowheads="1"/>
-                        </wps:cNvSpPr>
-                        <wps:spPr bwMode="auto">
-                          <a:xfrm>
-                            <a:off x="0" y="0"/>
-                            <a:ext cx="2352040" cy="386080"/>
-                          </a:xfrm>
-                          <a:prstGeom prst="rect">
-                            <a:avLst/>
-                          </a:prstGeom>
-                          <a:solidFill>
-                            <a:srgbClr val="FFFFFF"/>
-                          </a:solidFill>
-                          <a:ln w="9525">
-                            <a:solidFill>
-                              <a:srgbClr val="000000"/>
-                            </a:solidFill>
-                            <a:miter lim="800000"/>
-                            <a:headEnd/>
-                            <a:tailEnd/>
-                          </a:ln>
-                        </wps:spPr>
-                        <wps:txbx>
-                          <w:txbxContent>
-                            <w:p>
-                              <w:pPr>
-                                <w:jc w:val="center"/>
-                              </w:pPr>
-                              <w:proofErr w:type="spellStart"/>
-                              <w:r>
-                                <w:rPr>
-                                  <w:sz w:val="18"/>
-                                  <w:szCs w:val="18"/>
-                                </w:rPr>
-                                <w:t>TriangularPrism</w:t>
-                              </w:r>
-                              <w:proofErr w:type="spellEnd"/>
-                            </w:p>
-                          </w:txbxContent>
-                        </wps:txbx>
-                        <wps:bodyPr rot="0" vert="horz" wrap="square" lIns="91440" tIns="45720" rIns="91440" bIns="45720" anchor="t" anchorCtr="0">
-                          <a:noAutofit/>
-                        </wps:bodyPr>
-                      </wps:wsp>
-                    </wpg:wgp>
-                  </a:graphicData>
-                </a:graphic>
-                <wp14:sizeRelH relativeFrom="margin">
-                  <wp14:pctWidth>0</wp14:pctWidth>
-                </wp14:sizeRelH>
-                <wp14:sizeRelV relativeFrom="margin">
-                  <wp14:pctHeight>0</wp14:pctHeight>
-                </wp14:sizeRelV>
-              </wp:anchor>
-            </w:drawing>
-          </mc:Choice>
-          <mc:Fallback>
-            <w:pict>
-              <v:group w14:anchorId="5803B545" id="Группа 38" o:spid="_x0000_s1066" style="position:absolute;margin-left:60.15pt;margin-top:231.95pt;width:101.4pt;height:53.85pt;z-index:251677696;mso-width-relative:margin;mso-height-relative:margin" coordsize="23520,11430" o:gfxdata="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">
-                <v:rect id="Прямоугольник 39" o:spid="_x0000_s1067" style="position:absolute;width:23520;height:11430;visibility:visible;mso-wrap-style:square;v-text-anchor:middle" o:gfxdata="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" fillcolor="white [3212]" strokecolor="#1f3763 [1604]" strokeweight="1pt"/>
-                <v:line id="Прямая соединительная линия 40" o:spid="_x0000_s1068" style="position:absolute;visibility:visible;mso-wrap-style:square" from="0,6705" to="23520,6705" o:connectortype="straight" o:gfxdata="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" strokecolor="black [3213]" strokeweight=".5pt">
-                  <v:stroke joinstyle="miter"/>
-                </v:line>
-                <v:shape id="Надпись 2" o:spid="_x0000_s1069" type="#_x0000_t202" style="position:absolute;width:23520;height:3860;visibility:visible;mso-wrap-style:square;v-text-anchor:top" o:gfxdata="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">
-                  <v:textbox>
-                    <w:txbxContent>
-                      <w:p>
-                        <w:pPr>
-                          <w:jc w:val="center"/>
-                        </w:pPr>
-                        <w:proofErr w:type="spellStart"/>
-                        <w:r>
-                          <w:rPr>
-                            <w:sz w:val="18"/>
-                            <w:szCs w:val="18"/>
-                          </w:rPr>
-                          <w:t>TriangularPrism</w:t>
-                        </w:r>
-                        <w:proofErr w:type="spellEnd"/>
                       </w:p>
                     </w:txbxContent>
                   </v:textbox>
